--- a/Gride-2081/Class-10/Optional Math Grid Class10.docx
+++ b/Gride-2081/Class-10/Optional Math Grid Class10.docx
@@ -425,6 +425,7 @@
     <w:p>
       <w:pPr>
         <w:pStyle w:val="BodyText"/>
+        <w:jc w:val="center"/>
         <w:rPr>
           <w:rFonts w:ascii="Times New Roman" w:hAnsi="Times New Roman" w:cs="Times New Roman"/>
           <w:b/>
@@ -776,6 +777,7 @@
     <w:p>
       <w:pPr>
         <w:pStyle w:val="BodyText"/>
+        <w:jc w:val="center"/>
         <w:rPr>
           <w:rFonts w:ascii="Times New Roman" w:hAnsi="Times New Roman" w:cs="Times New Roman"/>
           <w:b/>
@@ -835,6 +837,7 @@
       <w:pPr>
         <w:pStyle w:val="BodyText"/>
         <w:ind w:left="1391"/>
+        <w:jc w:val="center"/>
         <w:rPr>
           <w:rFonts w:ascii="Times New Roman" w:hAnsi="Times New Roman" w:cs="Times New Roman"/>
         </w:rPr>
@@ -844,6 +847,7 @@
       <w:pPr>
         <w:pStyle w:val="BodyText"/>
         <w:ind w:left="1391"/>
+        <w:jc w:val="center"/>
         <w:rPr>
           <w:rFonts w:ascii="Times New Roman" w:hAnsi="Times New Roman" w:cs="Times New Roman"/>
         </w:rPr>
@@ -1020,6 +1024,7 @@
         <w:pStyle w:val="BodyText"/>
         <w:spacing w:before="5"/>
         <w:ind w:left="0"/>
+        <w:jc w:val="center"/>
         <w:rPr>
           <w:rFonts w:ascii="Times New Roman" w:hAnsi="Times New Roman" w:cs="Times New Roman"/>
           <w:b/>
